--- a/pe-2026-2027/PE_FCE_2026_2027.docx
+++ b/pe-2026-2027/PE_FCE_2026_2027.docx
@@ -987,7 +987,7 @@
                 <w:b w:val="0"/>
                 <w:sz w:val="18"/>
               </w:rPr>
-              <w:t>Angady PM</w:t>
+              <w:t>Blanco Pen</w:t>
             </w:r>
           </w:p>
         </w:tc>
@@ -1008,7 +1008,7 @@
                 <w:b w:val="0"/>
                 <w:sz w:val="18"/>
               </w:rPr>
-              <w:t>5 000</w:t>
+              <w:t>2 000</w:t>
             </w:r>
           </w:p>
         </w:tc>
@@ -1029,7 +1029,7 @@
                 <w:b w:val="0"/>
                 <w:sz w:val="18"/>
               </w:rPr>
-              <w:t>2</w:t>
+              <w:t>6</w:t>
             </w:r>
           </w:p>
         </w:tc>
@@ -1050,7 +1050,149 @@
                 <w:b w:val="0"/>
                 <w:sz w:val="18"/>
               </w:rPr>
-              <w:t>10 000</w:t>
+              <w:t>12 000</w:t>
+            </w:r>
+          </w:p>
+        </w:tc>
+        <w:tc>
+          <w:tcPr>
+            <w:tcW w:type="dxa" w:w="1276"/>
+            <w:vMerge/>
+          </w:tcPr>
+          <w:p/>
+        </w:tc>
+        <w:tc>
+          <w:tcPr>
+            <w:tcW w:type="dxa" w:w="1276"/>
+            <w:vAlign w:val="center"/>
+          </w:tcPr>
+          <w:p>
+            <w:pPr>
+              <w:spacing w:after="0" w:before="0"/>
+              <w:jc w:val="left"/>
+            </w:pPr>
+            <w:r/>
+            <w:r>
+              <w:rPr>
+                <w:rFonts w:ascii="Times New Roman" w:hAnsi="Times New Roman"/>
+                <w:b w:val="0"/>
+                <w:sz w:val="18"/>
+              </w:rPr>
+              <w:t>(1/ens)</w:t>
+            </w:r>
+          </w:p>
+        </w:tc>
+      </w:tr>
+      <w:tr>
+        <w:tc>
+          <w:tcPr>
+            <w:tcW w:type="dxa" w:w="1276"/>
+            <w:vAlign w:val="center"/>
+          </w:tcPr>
+          <w:p>
+            <w:pPr>
+              <w:spacing w:after="0" w:before="0"/>
+              <w:jc w:val="center"/>
+            </w:pPr>
+            <w:r/>
+            <w:r>
+              <w:rPr>
+                <w:rFonts w:ascii="Times New Roman" w:hAnsi="Times New Roman"/>
+                <w:b w:val="0"/>
+                <w:sz w:val="18"/>
+              </w:rPr>
+              <w:t>5</w:t>
+            </w:r>
+          </w:p>
+        </w:tc>
+        <w:tc>
+          <w:tcPr>
+            <w:tcW w:type="dxa" w:w="1276"/>
+            <w:vMerge/>
+          </w:tcPr>
+          <w:p/>
+        </w:tc>
+        <w:tc>
+          <w:tcPr>
+            <w:tcW w:type="dxa" w:w="1276"/>
+            <w:vAlign w:val="center"/>
+          </w:tcPr>
+          <w:p>
+            <w:pPr>
+              <w:spacing w:after="0" w:before="0"/>
+              <w:jc w:val="left"/>
+            </w:pPr>
+            <w:r/>
+            <w:r>
+              <w:rPr>
+                <w:rFonts w:ascii="Times New Roman" w:hAnsi="Times New Roman"/>
+                <w:b w:val="0"/>
+                <w:sz w:val="18"/>
+              </w:rPr>
+              <w:t>Craie couleur RAFAFA</w:t>
+            </w:r>
+          </w:p>
+        </w:tc>
+        <w:tc>
+          <w:tcPr>
+            <w:tcW w:type="dxa" w:w="1276"/>
+            <w:vAlign w:val="center"/>
+          </w:tcPr>
+          <w:p>
+            <w:pPr>
+              <w:spacing w:after="0" w:before="0"/>
+              <w:jc w:val="center"/>
+            </w:pPr>
+            <w:r/>
+            <w:r>
+              <w:rPr>
+                <w:rFonts w:ascii="Times New Roman" w:hAnsi="Times New Roman"/>
+                <w:b w:val="0"/>
+                <w:sz w:val="18"/>
+              </w:rPr>
+              <w:t>6 000</w:t>
+            </w:r>
+          </w:p>
+        </w:tc>
+        <w:tc>
+          <w:tcPr>
+            <w:tcW w:type="dxa" w:w="1276"/>
+            <w:vAlign w:val="center"/>
+          </w:tcPr>
+          <w:p>
+            <w:pPr>
+              <w:spacing w:after="0" w:before="0"/>
+              <w:jc w:val="center"/>
+            </w:pPr>
+            <w:r/>
+            <w:r>
+              <w:rPr>
+                <w:rFonts w:ascii="Times New Roman" w:hAnsi="Times New Roman"/>
+                <w:b w:val="0"/>
+                <w:sz w:val="18"/>
+              </w:rPr>
+              <w:t>10</w:t>
+            </w:r>
+          </w:p>
+        </w:tc>
+        <w:tc>
+          <w:tcPr>
+            <w:tcW w:type="dxa" w:w="1276"/>
+            <w:vAlign w:val="center"/>
+          </w:tcPr>
+          <w:p>
+            <w:pPr>
+              <w:spacing w:after="0" w:before="0"/>
+              <w:jc w:val="center"/>
+            </w:pPr>
+            <w:r/>
+            <w:r>
+              <w:rPr>
+                <w:rFonts w:ascii="Times New Roman" w:hAnsi="Times New Roman"/>
+                <w:b w:val="0"/>
+                <w:sz w:val="18"/>
+              </w:rPr>
+              <w:t>60 000</w:t>
             </w:r>
           </w:p>
         </w:tc>
@@ -1100,7 +1242,304 @@
                 <w:b w:val="0"/>
                 <w:sz w:val="18"/>
               </w:rPr>
-              <w:t>5</w:t>
+              <w:t>6</w:t>
+            </w:r>
+          </w:p>
+        </w:tc>
+        <w:tc>
+          <w:tcPr>
+            <w:tcW w:type="dxa" w:w="1276"/>
+            <w:vMerge/>
+          </w:tcPr>
+          <w:p/>
+        </w:tc>
+        <w:tc>
+          <w:tcPr>
+            <w:tcW w:type="dxa" w:w="1276"/>
+            <w:vAlign w:val="center"/>
+          </w:tcPr>
+          <w:p>
+            <w:pPr>
+              <w:spacing w:after="0" w:before="0"/>
+              <w:jc w:val="left"/>
+            </w:pPr>
+            <w:r/>
+            <w:r>
+              <w:rPr>
+                <w:rFonts w:ascii="Times New Roman" w:hAnsi="Times New Roman"/>
+                <w:b w:val="0"/>
+                <w:sz w:val="18"/>
+              </w:rPr>
+              <w:t>Craie blanche RAFAFA</w:t>
+            </w:r>
+          </w:p>
+        </w:tc>
+        <w:tc>
+          <w:tcPr>
+            <w:tcW w:type="dxa" w:w="1276"/>
+            <w:vAlign w:val="center"/>
+          </w:tcPr>
+          <w:p>
+            <w:pPr>
+              <w:spacing w:after="0" w:before="0"/>
+              <w:jc w:val="center"/>
+            </w:pPr>
+            <w:r/>
+            <w:r>
+              <w:rPr>
+                <w:rFonts w:ascii="Times New Roman" w:hAnsi="Times New Roman"/>
+                <w:b w:val="0"/>
+                <w:sz w:val="18"/>
+              </w:rPr>
+              <w:t>5 000</w:t>
+            </w:r>
+          </w:p>
+        </w:tc>
+        <w:tc>
+          <w:tcPr>
+            <w:tcW w:type="dxa" w:w="1276"/>
+            <w:vAlign w:val="center"/>
+          </w:tcPr>
+          <w:p>
+            <w:pPr>
+              <w:spacing w:after="0" w:before="0"/>
+              <w:jc w:val="center"/>
+            </w:pPr>
+            <w:r/>
+            <w:r>
+              <w:rPr>
+                <w:rFonts w:ascii="Times New Roman" w:hAnsi="Times New Roman"/>
+                <w:b w:val="0"/>
+                <w:sz w:val="18"/>
+              </w:rPr>
+              <w:t>10</w:t>
+            </w:r>
+          </w:p>
+        </w:tc>
+        <w:tc>
+          <w:tcPr>
+            <w:tcW w:type="dxa" w:w="1276"/>
+            <w:vAlign w:val="center"/>
+          </w:tcPr>
+          <w:p>
+            <w:pPr>
+              <w:spacing w:after="0" w:before="0"/>
+              <w:jc w:val="center"/>
+            </w:pPr>
+            <w:r/>
+            <w:r>
+              <w:rPr>
+                <w:rFonts w:ascii="Times New Roman" w:hAnsi="Times New Roman"/>
+                <w:b w:val="0"/>
+                <w:sz w:val="18"/>
+              </w:rPr>
+              <w:t>50 000</w:t>
+            </w:r>
+          </w:p>
+        </w:tc>
+        <w:tc>
+          <w:tcPr>
+            <w:tcW w:type="dxa" w:w="1276"/>
+            <w:vMerge/>
+          </w:tcPr>
+          <w:p/>
+        </w:tc>
+        <w:tc>
+          <w:tcPr>
+            <w:tcW w:type="dxa" w:w="1276"/>
+            <w:vAlign w:val="center"/>
+          </w:tcPr>
+          <w:p>
+            <w:pPr>
+              <w:spacing w:after="0" w:before="0"/>
+              <w:jc w:val="left"/>
+            </w:pPr>
+            <w:r/>
+            <w:r>
+              <w:rPr>
+                <w:rFonts w:ascii="Times New Roman" w:hAnsi="Times New Roman"/>
+                <w:b w:val="0"/>
+                <w:sz w:val="18"/>
+              </w:rPr>
+            </w:r>
+          </w:p>
+        </w:tc>
+      </w:tr>
+      <w:tr>
+        <w:tc>
+          <w:tcPr>
+            <w:tcW w:type="dxa" w:w="1276"/>
+            <w:vAlign w:val="center"/>
+          </w:tcPr>
+          <w:p>
+            <w:pPr>
+              <w:spacing w:after="0" w:before="0"/>
+              <w:jc w:val="center"/>
+            </w:pPr>
+            <w:r/>
+            <w:r>
+              <w:rPr>
+                <w:rFonts w:ascii="Times New Roman" w:hAnsi="Times New Roman"/>
+                <w:b w:val="0"/>
+                <w:sz w:val="18"/>
+              </w:rPr>
+              <w:t>7</w:t>
+            </w:r>
+          </w:p>
+        </w:tc>
+        <w:tc>
+          <w:tcPr>
+            <w:tcW w:type="dxa" w:w="1276"/>
+            <w:vMerge w:val="restart"/>
+            <w:vAlign w:val="center"/>
+          </w:tcPr>
+          <w:p>
+            <w:pPr>
+              <w:spacing w:after="0" w:before="0"/>
+              <w:jc w:val="left"/>
+            </w:pPr>
+            <w:r/>
+            <w:r>
+              <w:rPr>
+                <w:rFonts w:ascii="Times New Roman" w:hAnsi="Times New Roman"/>
+                <w:b w:val="0"/>
+                <w:sz w:val="16"/>
+              </w:rPr>
+              <w:t>Tontolo ianarana / fitaovana (Fanamboarana trano)</w:t>
+            </w:r>
+          </w:p>
+        </w:tc>
+        <w:tc>
+          <w:tcPr>
+            <w:tcW w:type="dxa" w:w="1276"/>
+            <w:vAlign w:val="center"/>
+          </w:tcPr>
+          <w:p>
+            <w:pPr>
+              <w:spacing w:after="0" w:before="0"/>
+              <w:jc w:val="left"/>
+            </w:pPr>
+            <w:r/>
+            <w:r>
+              <w:rPr>
+                <w:rFonts w:ascii="Times New Roman" w:hAnsi="Times New Roman"/>
+                <w:b w:val="0"/>
+                <w:sz w:val="18"/>
+              </w:rPr>
+              <w:t>Ciment</w:t>
+            </w:r>
+          </w:p>
+        </w:tc>
+        <w:tc>
+          <w:tcPr>
+            <w:tcW w:type="dxa" w:w="1276"/>
+            <w:vAlign w:val="center"/>
+          </w:tcPr>
+          <w:p>
+            <w:pPr>
+              <w:spacing w:after="0" w:before="0"/>
+              <w:jc w:val="center"/>
+            </w:pPr>
+            <w:r/>
+            <w:r>
+              <w:rPr>
+                <w:rFonts w:ascii="Times New Roman" w:hAnsi="Times New Roman"/>
+                <w:b w:val="0"/>
+                <w:sz w:val="18"/>
+              </w:rPr>
+              <w:t>52 000</w:t>
+            </w:r>
+          </w:p>
+        </w:tc>
+        <w:tc>
+          <w:tcPr>
+            <w:tcW w:type="dxa" w:w="1276"/>
+            <w:vAlign w:val="center"/>
+          </w:tcPr>
+          <w:p>
+            <w:pPr>
+              <w:spacing w:after="0" w:before="0"/>
+              <w:jc w:val="center"/>
+            </w:pPr>
+            <w:r/>
+            <w:r>
+              <w:rPr>
+                <w:rFonts w:ascii="Times New Roman" w:hAnsi="Times New Roman"/>
+                <w:b w:val="0"/>
+                <w:sz w:val="18"/>
+              </w:rPr>
+              <w:t>1</w:t>
+            </w:r>
+          </w:p>
+        </w:tc>
+        <w:tc>
+          <w:tcPr>
+            <w:tcW w:type="dxa" w:w="1276"/>
+            <w:vAlign w:val="center"/>
+          </w:tcPr>
+          <w:p>
+            <w:pPr>
+              <w:spacing w:after="0" w:before="0"/>
+              <w:jc w:val="center"/>
+            </w:pPr>
+            <w:r/>
+            <w:r>
+              <w:rPr>
+                <w:rFonts w:ascii="Times New Roman" w:hAnsi="Times New Roman"/>
+                <w:b w:val="0"/>
+                <w:sz w:val="18"/>
+              </w:rPr>
+              <w:t>52 000</w:t>
+            </w:r>
+          </w:p>
+        </w:tc>
+        <w:tc>
+          <w:tcPr>
+            <w:tcW w:type="dxa" w:w="1276"/>
+            <w:vMerge/>
+          </w:tcPr>
+          <w:p/>
+        </w:tc>
+        <w:tc>
+          <w:tcPr>
+            <w:tcW w:type="dxa" w:w="1276"/>
+            <w:vAlign w:val="center"/>
+          </w:tcPr>
+          <w:p>
+            <w:pPr>
+              <w:spacing w:after="0" w:before="0"/>
+              <w:jc w:val="left"/>
+            </w:pPr>
+            <w:r/>
+            <w:r>
+              <w:rPr>
+                <w:rFonts w:ascii="Times New Roman" w:hAnsi="Times New Roman"/>
+                <w:b w:val="0"/>
+                <w:sz w:val="18"/>
+              </w:rPr>
+            </w:r>
+          </w:p>
+        </w:tc>
+      </w:tr>
+      <w:tr>
+        <w:tc>
+          <w:tcPr>
+            <w:tcW w:type="dxa" w:w="1276"/>
+            <w:vAlign w:val="center"/>
+          </w:tcPr>
+          <w:p>
+            <w:pPr>
+              <w:spacing w:after="0" w:before="0"/>
+              <w:jc w:val="center"/>
+            </w:pPr>
+            <w:r/>
+            <w:r>
+              <w:rPr>
+                <w:rFonts w:ascii="Times New Roman" w:hAnsi="Times New Roman"/>
+                <w:b w:val="0"/>
+                <w:sz w:val="18"/>
+              </w:rPr>
+              <w:t>8</w:t>
             </w:r>
           </w:p>
         </w:tc>
@@ -1241,7 +1680,7 @@
                 <w:b w:val="0"/>
                 <w:sz w:val="18"/>
               </w:rPr>
-              <w:t>6</w:t>
+              <w:t>9</w:t>
             </w:r>
           </w:p>
         </w:tc>
@@ -1269,290 +1708,7 @@
                 <w:b w:val="0"/>
                 <w:sz w:val="18"/>
               </w:rPr>
-              <w:t>Blanco Pen</w:t>
-            </w:r>
-          </w:p>
-        </w:tc>
-        <w:tc>
-          <w:tcPr>
-            <w:tcW w:type="dxa" w:w="1276"/>
-            <w:vAlign w:val="center"/>
-          </w:tcPr>
-          <w:p>
-            <w:pPr>
-              <w:spacing w:after="0" w:before="0"/>
-              <w:jc w:val="center"/>
-            </w:pPr>
-            <w:r/>
-            <w:r>
-              <w:rPr>
-                <w:rFonts w:ascii="Times New Roman" w:hAnsi="Times New Roman"/>
-                <w:b w:val="0"/>
-                <w:sz w:val="18"/>
-              </w:rPr>
-              <w:t>2 000</w:t>
-            </w:r>
-          </w:p>
-        </w:tc>
-        <w:tc>
-          <w:tcPr>
-            <w:tcW w:type="dxa" w:w="1276"/>
-            <w:vAlign w:val="center"/>
-          </w:tcPr>
-          <w:p>
-            <w:pPr>
-              <w:spacing w:after="0" w:before="0"/>
-              <w:jc w:val="center"/>
-            </w:pPr>
-            <w:r/>
-            <w:r>
-              <w:rPr>
-                <w:rFonts w:ascii="Times New Roman" w:hAnsi="Times New Roman"/>
-                <w:b w:val="0"/>
-                <w:sz w:val="18"/>
-              </w:rPr>
-              <w:t>6</w:t>
-            </w:r>
-          </w:p>
-        </w:tc>
-        <w:tc>
-          <w:tcPr>
-            <w:tcW w:type="dxa" w:w="1276"/>
-            <w:vAlign w:val="center"/>
-          </w:tcPr>
-          <w:p>
-            <w:pPr>
-              <w:spacing w:after="0" w:before="0"/>
-              <w:jc w:val="center"/>
-            </w:pPr>
-            <w:r/>
-            <w:r>
-              <w:rPr>
-                <w:rFonts w:ascii="Times New Roman" w:hAnsi="Times New Roman"/>
-                <w:b w:val="0"/>
-                <w:sz w:val="18"/>
-              </w:rPr>
-              <w:t>12 000</w:t>
-            </w:r>
-          </w:p>
-        </w:tc>
-        <w:tc>
-          <w:tcPr>
-            <w:tcW w:type="dxa" w:w="1276"/>
-            <w:vMerge/>
-          </w:tcPr>
-          <w:p/>
-        </w:tc>
-        <w:tc>
-          <w:tcPr>
-            <w:tcW w:type="dxa" w:w="1276"/>
-            <w:vAlign w:val="center"/>
-          </w:tcPr>
-          <w:p>
-            <w:pPr>
-              <w:spacing w:after="0" w:before="0"/>
-              <w:jc w:val="left"/>
-            </w:pPr>
-            <w:r/>
-            <w:r>
-              <w:rPr>
-                <w:rFonts w:ascii="Times New Roman" w:hAnsi="Times New Roman"/>
-                <w:b w:val="0"/>
-                <w:sz w:val="18"/>
-              </w:rPr>
-              <w:t>(1/ens)</w:t>
-            </w:r>
-          </w:p>
-        </w:tc>
-      </w:tr>
-      <w:tr>
-        <w:tc>
-          <w:tcPr>
-            <w:tcW w:type="dxa" w:w="1276"/>
-            <w:vAlign w:val="center"/>
-          </w:tcPr>
-          <w:p>
-            <w:pPr>
-              <w:spacing w:after="0" w:before="0"/>
-              <w:jc w:val="center"/>
-            </w:pPr>
-            <w:r/>
-            <w:r>
-              <w:rPr>
-                <w:rFonts w:ascii="Times New Roman" w:hAnsi="Times New Roman"/>
-                <w:b w:val="0"/>
-                <w:sz w:val="18"/>
-              </w:rPr>
-              <w:t>7</w:t>
-            </w:r>
-          </w:p>
-        </w:tc>
-        <w:tc>
-          <w:tcPr>
-            <w:tcW w:type="dxa" w:w="1276"/>
-            <w:vMerge/>
-          </w:tcPr>
-          <w:p/>
-        </w:tc>
-        <w:tc>
-          <w:tcPr>
-            <w:tcW w:type="dxa" w:w="1276"/>
-            <w:vAlign w:val="center"/>
-          </w:tcPr>
-          <w:p>
-            <w:pPr>
-              <w:spacing w:after="0" w:before="0"/>
-              <w:jc w:val="left"/>
-            </w:pPr>
-            <w:r/>
-            <w:r>
-              <w:rPr>
-                <w:rFonts w:ascii="Times New Roman" w:hAnsi="Times New Roman"/>
-                <w:b w:val="0"/>
-                <w:sz w:val="18"/>
-              </w:rPr>
-              <w:t>Craie couleur RAFAFA</w:t>
-            </w:r>
-          </w:p>
-        </w:tc>
-        <w:tc>
-          <w:tcPr>
-            <w:tcW w:type="dxa" w:w="1276"/>
-            <w:vAlign w:val="center"/>
-          </w:tcPr>
-          <w:p>
-            <w:pPr>
-              <w:spacing w:after="0" w:before="0"/>
-              <w:jc w:val="center"/>
-            </w:pPr>
-            <w:r/>
-            <w:r>
-              <w:rPr>
-                <w:rFonts w:ascii="Times New Roman" w:hAnsi="Times New Roman"/>
-                <w:b w:val="0"/>
-                <w:sz w:val="18"/>
-              </w:rPr>
-              <w:t>6 000</w:t>
-            </w:r>
-          </w:p>
-        </w:tc>
-        <w:tc>
-          <w:tcPr>
-            <w:tcW w:type="dxa" w:w="1276"/>
-            <w:vAlign w:val="center"/>
-          </w:tcPr>
-          <w:p>
-            <w:pPr>
-              <w:spacing w:after="0" w:before="0"/>
-              <w:jc w:val="center"/>
-            </w:pPr>
-            <w:r/>
-            <w:r>
-              <w:rPr>
-                <w:rFonts w:ascii="Times New Roman" w:hAnsi="Times New Roman"/>
-                <w:b w:val="0"/>
-                <w:sz w:val="18"/>
-              </w:rPr>
-              <w:t>10</w:t>
-            </w:r>
-          </w:p>
-        </w:tc>
-        <w:tc>
-          <w:tcPr>
-            <w:tcW w:type="dxa" w:w="1276"/>
-            <w:vAlign w:val="center"/>
-          </w:tcPr>
-          <w:p>
-            <w:pPr>
-              <w:spacing w:after="0" w:before="0"/>
-              <w:jc w:val="center"/>
-            </w:pPr>
-            <w:r/>
-            <w:r>
-              <w:rPr>
-                <w:rFonts w:ascii="Times New Roman" w:hAnsi="Times New Roman"/>
-                <w:b w:val="0"/>
-                <w:sz w:val="18"/>
-              </w:rPr>
-              <w:t>60 000</w:t>
-            </w:r>
-          </w:p>
-        </w:tc>
-        <w:tc>
-          <w:tcPr>
-            <w:tcW w:type="dxa" w:w="1276"/>
-            <w:vMerge/>
-          </w:tcPr>
-          <w:p/>
-        </w:tc>
-        <w:tc>
-          <w:tcPr>
-            <w:tcW w:type="dxa" w:w="1276"/>
-            <w:vAlign w:val="center"/>
-          </w:tcPr>
-          <w:p>
-            <w:pPr>
-              <w:spacing w:after="0" w:before="0"/>
-              <w:jc w:val="left"/>
-            </w:pPr>
-            <w:r/>
-            <w:r>
-              <w:rPr>
-                <w:rFonts w:ascii="Times New Roman" w:hAnsi="Times New Roman"/>
-                <w:b w:val="0"/>
-                <w:sz w:val="18"/>
-              </w:rPr>
-            </w:r>
-          </w:p>
-        </w:tc>
-      </w:tr>
-      <w:tr>
-        <w:tc>
-          <w:tcPr>
-            <w:tcW w:type="dxa" w:w="1276"/>
-            <w:vAlign w:val="center"/>
-          </w:tcPr>
-          <w:p>
-            <w:pPr>
-              <w:spacing w:after="0" w:before="0"/>
-              <w:jc w:val="center"/>
-            </w:pPr>
-            <w:r/>
-            <w:r>
-              <w:rPr>
-                <w:rFonts w:ascii="Times New Roman" w:hAnsi="Times New Roman"/>
-                <w:b w:val="0"/>
-                <w:sz w:val="18"/>
-              </w:rPr>
-              <w:t>8</w:t>
-            </w:r>
-          </w:p>
-        </w:tc>
-        <w:tc>
-          <w:tcPr>
-            <w:tcW w:type="dxa" w:w="1276"/>
-            <w:vMerge/>
-          </w:tcPr>
-          <w:p/>
-        </w:tc>
-        <w:tc>
-          <w:tcPr>
-            <w:tcW w:type="dxa" w:w="1276"/>
-            <w:vAlign w:val="center"/>
-          </w:tcPr>
-          <w:p>
-            <w:pPr>
-              <w:spacing w:after="0" w:before="0"/>
-              <w:jc w:val="left"/>
-            </w:pPr>
-            <w:r/>
-            <w:r>
-              <w:rPr>
-                <w:rFonts w:ascii="Times New Roman" w:hAnsi="Times New Roman"/>
-                <w:b w:val="0"/>
-                <w:sz w:val="18"/>
-              </w:rPr>
-              <w:t>Craie blanche RAFAFA</w:t>
+              <w:t>Angady PM</w:t>
             </w:r>
           </w:p>
         </w:tc>
@@ -1594,7 +1750,7 @@
                 <w:b w:val="0"/>
                 <w:sz w:val="18"/>
               </w:rPr>
-              <w:t>10</w:t>
+              <w:t>2</w:t>
             </w:r>
           </w:p>
         </w:tc>
@@ -1615,162 +1771,7 @@
                 <w:b w:val="0"/>
                 <w:sz w:val="18"/>
               </w:rPr>
-              <w:t>50 000</w:t>
-            </w:r>
-          </w:p>
-        </w:tc>
-        <w:tc>
-          <w:tcPr>
-            <w:tcW w:type="dxa" w:w="1276"/>
-            <w:vMerge/>
-          </w:tcPr>
-          <w:p/>
-        </w:tc>
-        <w:tc>
-          <w:tcPr>
-            <w:tcW w:type="dxa" w:w="1276"/>
-            <w:vAlign w:val="center"/>
-          </w:tcPr>
-          <w:p>
-            <w:pPr>
-              <w:spacing w:after="0" w:before="0"/>
-              <w:jc w:val="left"/>
-            </w:pPr>
-            <w:r/>
-            <w:r>
-              <w:rPr>
-                <w:rFonts w:ascii="Times New Roman" w:hAnsi="Times New Roman"/>
-                <w:b w:val="0"/>
-                <w:sz w:val="18"/>
-              </w:rPr>
-            </w:r>
-          </w:p>
-        </w:tc>
-      </w:tr>
-      <w:tr>
-        <w:tc>
-          <w:tcPr>
-            <w:tcW w:type="dxa" w:w="1276"/>
-            <w:vAlign w:val="center"/>
-          </w:tcPr>
-          <w:p>
-            <w:pPr>
-              <w:spacing w:after="0" w:before="0"/>
-              <w:jc w:val="center"/>
-            </w:pPr>
-            <w:r/>
-            <w:r>
-              <w:rPr>
-                <w:rFonts w:ascii="Times New Roman" w:hAnsi="Times New Roman"/>
-                <w:b w:val="0"/>
-                <w:sz w:val="18"/>
-              </w:rPr>
-              <w:t>9</w:t>
-            </w:r>
-          </w:p>
-        </w:tc>
-        <w:tc>
-          <w:tcPr>
-            <w:tcW w:type="dxa" w:w="1276"/>
-            <w:vAlign w:val="center"/>
-          </w:tcPr>
-          <w:p>
-            <w:pPr>
-              <w:spacing w:after="0" w:before="0"/>
-              <w:jc w:val="left"/>
-            </w:pPr>
-            <w:r/>
-            <w:r>
-              <w:rPr>
-                <w:rFonts w:ascii="Times New Roman" w:hAnsi="Times New Roman"/>
-                <w:b w:val="0"/>
-                <w:sz w:val="16"/>
-              </w:rPr>
-              <w:t>Tontolo ianarana / fitaovana</w:t>
-            </w:r>
-          </w:p>
-        </w:tc>
-        <w:tc>
-          <w:tcPr>
-            <w:tcW w:type="dxa" w:w="1276"/>
-            <w:vAlign w:val="center"/>
-          </w:tcPr>
-          <w:p>
-            <w:pPr>
-              <w:spacing w:after="0" w:before="0"/>
-              <w:jc w:val="left"/>
-            </w:pPr>
-            <w:r/>
-            <w:r>
-              <w:rPr>
-                <w:rFonts w:ascii="Times New Roman" w:hAnsi="Times New Roman"/>
-                <w:b w:val="0"/>
-                <w:sz w:val="18"/>
-              </w:rPr>
-              <w:t>Ciment</w:t>
-            </w:r>
-          </w:p>
-        </w:tc>
-        <w:tc>
-          <w:tcPr>
-            <w:tcW w:type="dxa" w:w="1276"/>
-            <w:vAlign w:val="center"/>
-          </w:tcPr>
-          <w:p>
-            <w:pPr>
-              <w:spacing w:after="0" w:before="0"/>
-              <w:jc w:val="center"/>
-            </w:pPr>
-            <w:r/>
-            <w:r>
-              <w:rPr>
-                <w:rFonts w:ascii="Times New Roman" w:hAnsi="Times New Roman"/>
-                <w:b w:val="0"/>
-                <w:sz w:val="18"/>
-              </w:rPr>
-              <w:t>52 000</w:t>
-            </w:r>
-          </w:p>
-        </w:tc>
-        <w:tc>
-          <w:tcPr>
-            <w:tcW w:type="dxa" w:w="1276"/>
-            <w:vAlign w:val="center"/>
-          </w:tcPr>
-          <w:p>
-            <w:pPr>
-              <w:spacing w:after="0" w:before="0"/>
-              <w:jc w:val="center"/>
-            </w:pPr>
-            <w:r/>
-            <w:r>
-              <w:rPr>
-                <w:rFonts w:ascii="Times New Roman" w:hAnsi="Times New Roman"/>
-                <w:b w:val="0"/>
-                <w:sz w:val="18"/>
-              </w:rPr>
-              <w:t>1</w:t>
-            </w:r>
-          </w:p>
-        </w:tc>
-        <w:tc>
-          <w:tcPr>
-            <w:tcW w:type="dxa" w:w="1276"/>
-            <w:vAlign w:val="center"/>
-          </w:tcPr>
-          <w:p>
-            <w:pPr>
-              <w:spacing w:after="0" w:before="0"/>
-              <w:jc w:val="center"/>
-            </w:pPr>
-            <w:r/>
-            <w:r>
-              <w:rPr>
-                <w:rFonts w:ascii="Times New Roman" w:hAnsi="Times New Roman"/>
-                <w:b w:val="0"/>
-                <w:sz w:val="18"/>
-              </w:rPr>
-              <w:t>52 000</w:t>
+              <w:t>10 000</w:t>
             </w:r>
           </w:p>
         </w:tc>

--- a/pe-2026-2027/PE_FCE_2026_2027.docx
+++ b/pe-2026-2027/PE_FCE_2026_2027.docx
@@ -214,6 +214,7 @@
               <w:rPr>
                 <w:rFonts w:ascii="Times New Roman" w:hAnsi="Times New Roman"/>
                 <w:b/>
+                <w:i w:val="0"/>
                 <w:sz w:val="18"/>
               </w:rPr>
               <w:t>N°</w:t>
@@ -236,6 +237,7 @@
               <w:rPr>
                 <w:rFonts w:ascii="Times New Roman" w:hAnsi="Times New Roman"/>
                 <w:b/>
+                <w:i w:val="0"/>
                 <w:sz w:val="18"/>
               </w:rPr>
               <w:t>LAHASA</w:t>
@@ -258,6 +260,7 @@
               <w:rPr>
                 <w:rFonts w:ascii="Times New Roman" w:hAnsi="Times New Roman"/>
                 <w:b/>
+                <w:i w:val="0"/>
                 <w:sz w:val="18"/>
               </w:rPr>
               <w:t>KARAZANY</w:t>
@@ -280,6 +283,7 @@
               <w:rPr>
                 <w:rFonts w:ascii="Times New Roman" w:hAnsi="Times New Roman"/>
                 <w:b/>
+                <w:i w:val="0"/>
                 <w:sz w:val="18"/>
               </w:rPr>
               <w:t>TETIBIDY</w:t>
@@ -302,6 +306,7 @@
               <w:rPr>
                 <w:rFonts w:ascii="Times New Roman" w:hAnsi="Times New Roman"/>
                 <w:b/>
+                <w:i w:val="0"/>
                 <w:sz w:val="18"/>
               </w:rPr>
               <w:t>LOHARANO</w:t>
@@ -316,6 +321,7 @@
               <w:rPr>
                 <w:rFonts w:ascii="Times New Roman" w:hAnsi="Times New Roman"/>
                 <w:b/>
+                <w:i w:val="0"/>
                 <w:sz w:val="18"/>
               </w:rPr>
               <w:t>NIAVIAN’NY</w:t>
@@ -330,6 +336,7 @@
               <w:rPr>
                 <w:rFonts w:ascii="Times New Roman" w:hAnsi="Times New Roman"/>
                 <w:b/>
+                <w:i w:val="0"/>
                 <w:sz w:val="18"/>
               </w:rPr>
               <w:t>VOLA</w:t>
@@ -352,6 +359,7 @@
               <w:rPr>
                 <w:rFonts w:ascii="Times New Roman" w:hAnsi="Times New Roman"/>
                 <w:b/>
+                <w:i w:val="0"/>
                 <w:sz w:val="18"/>
               </w:rPr>
               <w:t>FANAMARIHANA</w:t>
@@ -396,6 +404,7 @@
               <w:rPr>
                 <w:rFonts w:ascii="Times New Roman" w:hAnsi="Times New Roman"/>
                 <w:b/>
+                <w:i w:val="0"/>
                 <w:sz w:val="18"/>
               </w:rPr>
               <w:t>Vidin’ny iray</w:t>
@@ -417,6 +426,7 @@
               <w:rPr>
                 <w:rFonts w:ascii="Times New Roman" w:hAnsi="Times New Roman"/>
                 <w:b/>
+                <w:i w:val="0"/>
                 <w:sz w:val="18"/>
               </w:rPr>
               <w:t>Isany</w:t>
@@ -438,6 +448,7 @@
               <w:rPr>
                 <w:rFonts w:ascii="Times New Roman" w:hAnsi="Times New Roman"/>
                 <w:b/>
+                <w:i w:val="0"/>
                 <w:sz w:val="18"/>
               </w:rPr>
               <w:t>Totaly</w:t>
@@ -475,6 +486,7 @@
               <w:rPr>
                 <w:rFonts w:ascii="Times New Roman" w:hAnsi="Times New Roman"/>
                 <w:b w:val="0"/>
+                <w:i w:val="0"/>
                 <w:sz w:val="18"/>
               </w:rPr>
               <w:t>1</w:t>
@@ -496,6 +508,7 @@
               <w:rPr>
                 <w:rFonts w:ascii="Times New Roman" w:hAnsi="Times New Roman"/>
                 <w:b w:val="0"/>
+                <w:i w:val="0"/>
                 <w:sz w:val="16"/>
               </w:rPr>
               <w:t>Fampandehanana ny FEFFI</w:t>
@@ -517,6 +530,7 @@
               <w:rPr>
                 <w:rFonts w:ascii="Times New Roman" w:hAnsi="Times New Roman"/>
                 <w:b w:val="0"/>
+                <w:i w:val="0"/>
                 <w:sz w:val="18"/>
               </w:rPr>
               <w:t>Frais 3 Mandataires (saran-dalana)</w:t>
@@ -538,6 +552,7 @@
               <w:rPr>
                 <w:rFonts w:ascii="Times New Roman" w:hAnsi="Times New Roman"/>
                 <w:b w:val="0"/>
+                <w:i w:val="0"/>
                 <w:sz w:val="18"/>
               </w:rPr>
               <w:t>20 000</w:t>
@@ -559,6 +574,7 @@
               <w:rPr>
                 <w:rFonts w:ascii="Times New Roman" w:hAnsi="Times New Roman"/>
                 <w:b w:val="0"/>
+                <w:i w:val="0"/>
                 <w:sz w:val="18"/>
               </w:rPr>
               <w:t>3</w:t>
@@ -580,6 +596,7 @@
               <w:rPr>
                 <w:rFonts w:ascii="Times New Roman" w:hAnsi="Times New Roman"/>
                 <w:b w:val="0"/>
+                <w:i w:val="0"/>
                 <w:sz w:val="18"/>
               </w:rPr>
               <w:t>60 000</w:t>
@@ -602,6 +619,7 @@
               <w:rPr>
                 <w:rFonts w:ascii="Times New Roman" w:hAnsi="Times New Roman"/>
                 <w:b/>
+                <w:i w:val="0"/>
                 <w:sz w:val="18"/>
               </w:rPr>
               <w:t>CAISSE ECOLE F.C.E</w:t>
@@ -616,6 +634,7 @@
               <w:rPr>
                 <w:rFonts w:ascii="Times New Roman" w:hAnsi="Times New Roman"/>
                 <w:b/>
+                <w:i/>
                 <w:sz w:val="18"/>
               </w:rPr>
               <w:t>ST : 393 000 Ar</w:t>
@@ -637,6 +656,7 @@
               <w:rPr>
                 <w:rFonts w:ascii="Times New Roman" w:hAnsi="Times New Roman"/>
                 <w:b w:val="0"/>
+                <w:i w:val="0"/>
                 <w:sz w:val="18"/>
               </w:rPr>
             </w:r>
@@ -659,6 +679,7 @@
               <w:rPr>
                 <w:rFonts w:ascii="Times New Roman" w:hAnsi="Times New Roman"/>
                 <w:b w:val="0"/>
+                <w:i w:val="0"/>
                 <w:sz w:val="18"/>
               </w:rPr>
               <w:t>2</w:t>
@@ -681,6 +702,7 @@
               <w:rPr>
                 <w:rFonts w:ascii="Times New Roman" w:hAnsi="Times New Roman"/>
                 <w:b w:val="0"/>
+                <w:i w:val="0"/>
                 <w:sz w:val="16"/>
               </w:rPr>
               <w:t>Fanatanterahana ny fianarana (Fianarana sy ny Ora Fanarenana « OF »)</w:t>
@@ -702,6 +724,7 @@
               <w:rPr>
                 <w:rFonts w:ascii="Times New Roman" w:hAnsi="Times New Roman"/>
                 <w:b w:val="0"/>
+                <w:i w:val="0"/>
                 <w:sz w:val="18"/>
               </w:rPr>
               <w:t>Ardoisine GN</w:t>
@@ -723,6 +746,7 @@
               <w:rPr>
                 <w:rFonts w:ascii="Times New Roman" w:hAnsi="Times New Roman"/>
                 <w:b w:val="0"/>
+                <w:i w:val="0"/>
                 <w:sz w:val="18"/>
               </w:rPr>
               <w:t>12 000</w:t>
@@ -744,6 +768,7 @@
               <w:rPr>
                 <w:rFonts w:ascii="Times New Roman" w:hAnsi="Times New Roman"/>
                 <w:b w:val="0"/>
+                <w:i w:val="0"/>
                 <w:sz w:val="18"/>
               </w:rPr>
               <w:t>2</w:t>
@@ -765,6 +790,7 @@
               <w:rPr>
                 <w:rFonts w:ascii="Times New Roman" w:hAnsi="Times New Roman"/>
                 <w:b w:val="0"/>
+                <w:i w:val="0"/>
                 <w:sz w:val="18"/>
               </w:rPr>
               <w:t>24 000</w:t>
@@ -793,6 +819,7 @@
               <w:rPr>
                 <w:rFonts w:ascii="Times New Roman" w:hAnsi="Times New Roman"/>
                 <w:b w:val="0"/>
+                <w:i w:val="0"/>
                 <w:sz w:val="18"/>
               </w:rPr>
             </w:r>
@@ -815,6 +842,7 @@
               <w:rPr>
                 <w:rFonts w:ascii="Times New Roman" w:hAnsi="Times New Roman"/>
                 <w:b w:val="0"/>
+                <w:i w:val="0"/>
                 <w:sz w:val="18"/>
               </w:rPr>
               <w:t>3</w:t>
@@ -843,6 +871,7 @@
               <w:rPr>
                 <w:rFonts w:ascii="Times New Roman" w:hAnsi="Times New Roman"/>
                 <w:b w:val="0"/>
+                <w:i w:val="0"/>
                 <w:sz w:val="18"/>
               </w:rPr>
               <w:t>Agrafe 24/6 boîte</w:t>
@@ -864,6 +893,7 @@
               <w:rPr>
                 <w:rFonts w:ascii="Times New Roman" w:hAnsi="Times New Roman"/>
                 <w:b w:val="0"/>
+                <w:i w:val="0"/>
                 <w:sz w:val="18"/>
               </w:rPr>
               <w:t>1 800</w:t>
@@ -885,6 +915,7 @@
               <w:rPr>
                 <w:rFonts w:ascii="Times New Roman" w:hAnsi="Times New Roman"/>
                 <w:b w:val="0"/>
+                <w:i w:val="0"/>
                 <w:sz w:val="18"/>
               </w:rPr>
               <w:t>6</w:t>
@@ -906,6 +937,7 @@
               <w:rPr>
                 <w:rFonts w:ascii="Times New Roman" w:hAnsi="Times New Roman"/>
                 <w:b w:val="0"/>
+                <w:i w:val="0"/>
                 <w:sz w:val="18"/>
               </w:rPr>
               <w:t>10 800</w:t>
@@ -934,6 +966,7 @@
               <w:rPr>
                 <w:rFonts w:ascii="Times New Roman" w:hAnsi="Times New Roman"/>
                 <w:b w:val="0"/>
+                <w:i w:val="0"/>
                 <w:sz w:val="18"/>
               </w:rPr>
               <w:t>(1/ens)</w:t>
@@ -957,6 +990,7 @@
               <w:rPr>
                 <w:rFonts w:ascii="Times New Roman" w:hAnsi="Times New Roman"/>
                 <w:b w:val="0"/>
+                <w:i w:val="0"/>
                 <w:sz w:val="18"/>
               </w:rPr>
               <w:t>4</w:t>
@@ -985,6 +1019,7 @@
               <w:rPr>
                 <w:rFonts w:ascii="Times New Roman" w:hAnsi="Times New Roman"/>
                 <w:b w:val="0"/>
+                <w:i w:val="0"/>
                 <w:sz w:val="18"/>
               </w:rPr>
               <w:t>Blanco Pen</w:t>
@@ -1006,6 +1041,7 @@
               <w:rPr>
                 <w:rFonts w:ascii="Times New Roman" w:hAnsi="Times New Roman"/>
                 <w:b w:val="0"/>
+                <w:i w:val="0"/>
                 <w:sz w:val="18"/>
               </w:rPr>
               <w:t>2 000</w:t>
@@ -1027,6 +1063,7 @@
               <w:rPr>
                 <w:rFonts w:ascii="Times New Roman" w:hAnsi="Times New Roman"/>
                 <w:b w:val="0"/>
+                <w:i w:val="0"/>
                 <w:sz w:val="18"/>
               </w:rPr>
               <w:t>6</w:t>
@@ -1048,6 +1085,7 @@
               <w:rPr>
                 <w:rFonts w:ascii="Times New Roman" w:hAnsi="Times New Roman"/>
                 <w:b w:val="0"/>
+                <w:i w:val="0"/>
                 <w:sz w:val="18"/>
               </w:rPr>
               <w:t>12 000</w:t>
@@ -1076,6 +1114,7 @@
               <w:rPr>
                 <w:rFonts w:ascii="Times New Roman" w:hAnsi="Times New Roman"/>
                 <w:b w:val="0"/>
+                <w:i w:val="0"/>
                 <w:sz w:val="18"/>
               </w:rPr>
               <w:t>(1/ens)</w:t>
@@ -1099,6 +1138,7 @@
               <w:rPr>
                 <w:rFonts w:ascii="Times New Roman" w:hAnsi="Times New Roman"/>
                 <w:b w:val="0"/>
+                <w:i w:val="0"/>
                 <w:sz w:val="18"/>
               </w:rPr>
               <w:t>5</w:t>
@@ -1127,6 +1167,7 @@
               <w:rPr>
                 <w:rFonts w:ascii="Times New Roman" w:hAnsi="Times New Roman"/>
                 <w:b w:val="0"/>
+                <w:i w:val="0"/>
                 <w:sz w:val="18"/>
               </w:rPr>
               <w:t>Craie couleur RAFAFA</w:t>
@@ -1148,6 +1189,7 @@
               <w:rPr>
                 <w:rFonts w:ascii="Times New Roman" w:hAnsi="Times New Roman"/>
                 <w:b w:val="0"/>
+                <w:i w:val="0"/>
                 <w:sz w:val="18"/>
               </w:rPr>
               <w:t>6 000</w:t>
@@ -1169,6 +1211,7 @@
               <w:rPr>
                 <w:rFonts w:ascii="Times New Roman" w:hAnsi="Times New Roman"/>
                 <w:b w:val="0"/>
+                <w:i w:val="0"/>
                 <w:sz w:val="18"/>
               </w:rPr>
               <w:t>10</w:t>
@@ -1190,6 +1233,7 @@
               <w:rPr>
                 <w:rFonts w:ascii="Times New Roman" w:hAnsi="Times New Roman"/>
                 <w:b w:val="0"/>
+                <w:i w:val="0"/>
                 <w:sz w:val="18"/>
               </w:rPr>
               <w:t>60 000</w:t>
@@ -1218,6 +1262,7 @@
               <w:rPr>
                 <w:rFonts w:ascii="Times New Roman" w:hAnsi="Times New Roman"/>
                 <w:b w:val="0"/>
+                <w:i w:val="0"/>
                 <w:sz w:val="18"/>
               </w:rPr>
             </w:r>
@@ -1240,6 +1285,7 @@
               <w:rPr>
                 <w:rFonts w:ascii="Times New Roman" w:hAnsi="Times New Roman"/>
                 <w:b w:val="0"/>
+                <w:i w:val="0"/>
                 <w:sz w:val="18"/>
               </w:rPr>
               <w:t>6</w:t>
@@ -1268,6 +1314,7 @@
               <w:rPr>
                 <w:rFonts w:ascii="Times New Roman" w:hAnsi="Times New Roman"/>
                 <w:b w:val="0"/>
+                <w:i w:val="0"/>
                 <w:sz w:val="18"/>
               </w:rPr>
               <w:t>Craie blanche RAFAFA</w:t>
@@ -1289,6 +1336,7 @@
               <w:rPr>
                 <w:rFonts w:ascii="Times New Roman" w:hAnsi="Times New Roman"/>
                 <w:b w:val="0"/>
+                <w:i w:val="0"/>
                 <w:sz w:val="18"/>
               </w:rPr>
               <w:t>5 000</w:t>
@@ -1310,6 +1358,7 @@
               <w:rPr>
                 <w:rFonts w:ascii="Times New Roman" w:hAnsi="Times New Roman"/>
                 <w:b w:val="0"/>
+                <w:i w:val="0"/>
                 <w:sz w:val="18"/>
               </w:rPr>
               <w:t>10</w:t>
@@ -1331,6 +1380,7 @@
               <w:rPr>
                 <w:rFonts w:ascii="Times New Roman" w:hAnsi="Times New Roman"/>
                 <w:b w:val="0"/>
+                <w:i w:val="0"/>
                 <w:sz w:val="18"/>
               </w:rPr>
               <w:t>50 000</w:t>
@@ -1359,6 +1409,7 @@
               <w:rPr>
                 <w:rFonts w:ascii="Times New Roman" w:hAnsi="Times New Roman"/>
                 <w:b w:val="0"/>
+                <w:i w:val="0"/>
                 <w:sz w:val="18"/>
               </w:rPr>
             </w:r>
@@ -1381,6 +1432,7 @@
               <w:rPr>
                 <w:rFonts w:ascii="Times New Roman" w:hAnsi="Times New Roman"/>
                 <w:b w:val="0"/>
+                <w:i w:val="0"/>
                 <w:sz w:val="18"/>
               </w:rPr>
               <w:t>7</w:t>
@@ -1403,6 +1455,7 @@
               <w:rPr>
                 <w:rFonts w:ascii="Times New Roman" w:hAnsi="Times New Roman"/>
                 <w:b w:val="0"/>
+                <w:i w:val="0"/>
                 <w:sz w:val="16"/>
               </w:rPr>
               <w:t>Tontolo ianarana / fitaovana (Fanamboarana trano)</w:t>
@@ -1424,6 +1477,7 @@
               <w:rPr>
                 <w:rFonts w:ascii="Times New Roman" w:hAnsi="Times New Roman"/>
                 <w:b w:val="0"/>
+                <w:i w:val="0"/>
                 <w:sz w:val="18"/>
               </w:rPr>
               <w:t>Ciment</w:t>
@@ -1445,6 +1499,7 @@
               <w:rPr>
                 <w:rFonts w:ascii="Times New Roman" w:hAnsi="Times New Roman"/>
                 <w:b w:val="0"/>
+                <w:i w:val="0"/>
                 <w:sz w:val="18"/>
               </w:rPr>
               <w:t>52 000</w:t>
@@ -1466,6 +1521,7 @@
               <w:rPr>
                 <w:rFonts w:ascii="Times New Roman" w:hAnsi="Times New Roman"/>
                 <w:b w:val="0"/>
+                <w:i w:val="0"/>
                 <w:sz w:val="18"/>
               </w:rPr>
               <w:t>1</w:t>
@@ -1487,6 +1543,7 @@
               <w:rPr>
                 <w:rFonts w:ascii="Times New Roman" w:hAnsi="Times New Roman"/>
                 <w:b w:val="0"/>
+                <w:i w:val="0"/>
                 <w:sz w:val="18"/>
               </w:rPr>
               <w:t>52 000</w:t>
@@ -1515,6 +1572,7 @@
               <w:rPr>
                 <w:rFonts w:ascii="Times New Roman" w:hAnsi="Times New Roman"/>
                 <w:b w:val="0"/>
+                <w:i w:val="0"/>
                 <w:sz w:val="18"/>
               </w:rPr>
             </w:r>
@@ -1537,6 +1595,7 @@
               <w:rPr>
                 <w:rFonts w:ascii="Times New Roman" w:hAnsi="Times New Roman"/>
                 <w:b w:val="0"/>
+                <w:i w:val="0"/>
                 <w:sz w:val="18"/>
               </w:rPr>
               <w:t>8</w:t>
@@ -1565,6 +1624,7 @@
               <w:rPr>
                 <w:rFonts w:ascii="Times New Roman" w:hAnsi="Times New Roman"/>
                 <w:b w:val="0"/>
+                <w:i w:val="0"/>
                 <w:sz w:val="18"/>
               </w:rPr>
               <w:t>Angady GM</w:t>
@@ -1586,6 +1646,7 @@
               <w:rPr>
                 <w:rFonts w:ascii="Times New Roman" w:hAnsi="Times New Roman"/>
                 <w:b w:val="0"/>
+                <w:i w:val="0"/>
                 <w:sz w:val="18"/>
               </w:rPr>
               <w:t>16 000</w:t>
@@ -1607,6 +1668,7 @@
               <w:rPr>
                 <w:rFonts w:ascii="Times New Roman" w:hAnsi="Times New Roman"/>
                 <w:b w:val="0"/>
+                <w:i w:val="0"/>
                 <w:sz w:val="18"/>
               </w:rPr>
               <w:t>1</w:t>
@@ -1628,6 +1690,7 @@
               <w:rPr>
                 <w:rFonts w:ascii="Times New Roman" w:hAnsi="Times New Roman"/>
                 <w:b w:val="0"/>
+                <w:i w:val="0"/>
                 <w:sz w:val="18"/>
               </w:rPr>
               <w:t>16 000</w:t>
@@ -1656,6 +1719,7 @@
               <w:rPr>
                 <w:rFonts w:ascii="Times New Roman" w:hAnsi="Times New Roman"/>
                 <w:b w:val="0"/>
+                <w:i w:val="0"/>
                 <w:sz w:val="18"/>
               </w:rPr>
             </w:r>
@@ -1678,6 +1742,7 @@
               <w:rPr>
                 <w:rFonts w:ascii="Times New Roman" w:hAnsi="Times New Roman"/>
                 <w:b w:val="0"/>
+                <w:i w:val="0"/>
                 <w:sz w:val="18"/>
               </w:rPr>
               <w:t>9</w:t>
@@ -1706,6 +1771,7 @@
               <w:rPr>
                 <w:rFonts w:ascii="Times New Roman" w:hAnsi="Times New Roman"/>
                 <w:b w:val="0"/>
+                <w:i w:val="0"/>
                 <w:sz w:val="18"/>
               </w:rPr>
               <w:t>Angady PM</w:t>
@@ -1727,6 +1793,7 @@
               <w:rPr>
                 <w:rFonts w:ascii="Times New Roman" w:hAnsi="Times New Roman"/>
                 <w:b w:val="0"/>
+                <w:i w:val="0"/>
                 <w:sz w:val="18"/>
               </w:rPr>
               <w:t>5 000</w:t>
@@ -1748,6 +1815,7 @@
               <w:rPr>
                 <w:rFonts w:ascii="Times New Roman" w:hAnsi="Times New Roman"/>
                 <w:b w:val="0"/>
+                <w:i w:val="0"/>
                 <w:sz w:val="18"/>
               </w:rPr>
               <w:t>2</w:t>
@@ -1769,6 +1837,7 @@
               <w:rPr>
                 <w:rFonts w:ascii="Times New Roman" w:hAnsi="Times New Roman"/>
                 <w:b w:val="0"/>
+                <w:i w:val="0"/>
                 <w:sz w:val="18"/>
               </w:rPr>
               <w:t>10 000</w:t>
@@ -1797,6 +1866,7 @@
               <w:rPr>
                 <w:rFonts w:ascii="Times New Roman" w:hAnsi="Times New Roman"/>
                 <w:b w:val="0"/>
+                <w:i w:val="0"/>
                 <w:sz w:val="18"/>
               </w:rPr>
             </w:r>
@@ -1819,6 +1889,7 @@
               <w:rPr>
                 <w:rFonts w:ascii="Times New Roman" w:hAnsi="Times New Roman"/>
                 <w:b w:val="0"/>
+                <w:i w:val="0"/>
                 <w:sz w:val="18"/>
               </w:rPr>
               <w:t>10</w:t>
@@ -1841,6 +1912,7 @@
               <w:rPr>
                 <w:rFonts w:ascii="Times New Roman" w:hAnsi="Times New Roman"/>
                 <w:b w:val="0"/>
+                <w:i w:val="0"/>
                 <w:sz w:val="16"/>
               </w:rPr>
               <w:t>Fividianana fitaovana ho an’ny mpampianatra</w:t>
@@ -1862,6 +1934,7 @@
               <w:rPr>
                 <w:rFonts w:ascii="Times New Roman" w:hAnsi="Times New Roman"/>
                 <w:b w:val="0"/>
+                <w:i w:val="0"/>
                 <w:sz w:val="18"/>
               </w:rPr>
               <w:t>Cahier de transmission</w:t>
@@ -1883,6 +1956,7 @@
               <w:rPr>
                 <w:rFonts w:ascii="Times New Roman" w:hAnsi="Times New Roman"/>
                 <w:b w:val="0"/>
+                <w:i w:val="0"/>
                 <w:sz w:val="18"/>
               </w:rPr>
               <w:t>11 000</w:t>
@@ -1904,6 +1978,7 @@
               <w:rPr>
                 <w:rFonts w:ascii="Times New Roman" w:hAnsi="Times New Roman"/>
                 <w:b w:val="0"/>
+                <w:i w:val="0"/>
                 <w:sz w:val="18"/>
               </w:rPr>
               <w:t>1</w:t>
@@ -1925,6 +2000,7 @@
               <w:rPr>
                 <w:rFonts w:ascii="Times New Roman" w:hAnsi="Times New Roman"/>
                 <w:b w:val="0"/>
+                <w:i w:val="0"/>
                 <w:sz w:val="18"/>
               </w:rPr>
               <w:t>11 000</w:t>
@@ -1953,6 +2029,7 @@
               <w:rPr>
                 <w:rFonts w:ascii="Times New Roman" w:hAnsi="Times New Roman"/>
                 <w:b w:val="0"/>
+                <w:i w:val="0"/>
                 <w:sz w:val="18"/>
               </w:rPr>
             </w:r>
@@ -1975,6 +2052,7 @@
               <w:rPr>
                 <w:rFonts w:ascii="Times New Roman" w:hAnsi="Times New Roman"/>
                 <w:b w:val="0"/>
+                <w:i w:val="0"/>
                 <w:sz w:val="18"/>
               </w:rPr>
               <w:t>11</w:t>
@@ -2003,6 +2081,7 @@
               <w:rPr>
                 <w:rFonts w:ascii="Times New Roman" w:hAnsi="Times New Roman"/>
                 <w:b w:val="0"/>
+                <w:i w:val="0"/>
                 <w:sz w:val="18"/>
               </w:rPr>
               <w:t>Cahier de départ</w:t>
@@ -2024,6 +2103,7 @@
               <w:rPr>
                 <w:rFonts w:ascii="Times New Roman" w:hAnsi="Times New Roman"/>
                 <w:b w:val="0"/>
+                <w:i w:val="0"/>
                 <w:sz w:val="18"/>
               </w:rPr>
               <w:t>8 000</w:t>
@@ -2045,6 +2125,7 @@
               <w:rPr>
                 <w:rFonts w:ascii="Times New Roman" w:hAnsi="Times New Roman"/>
                 <w:b w:val="0"/>
+                <w:i w:val="0"/>
                 <w:sz w:val="18"/>
               </w:rPr>
               <w:t>1</w:t>
@@ -2066,6 +2147,7 @@
               <w:rPr>
                 <w:rFonts w:ascii="Times New Roman" w:hAnsi="Times New Roman"/>
                 <w:b w:val="0"/>
+                <w:i w:val="0"/>
                 <w:sz w:val="18"/>
               </w:rPr>
               <w:t>8 000</w:t>
@@ -2094,6 +2176,7 @@
               <w:rPr>
                 <w:rFonts w:ascii="Times New Roman" w:hAnsi="Times New Roman"/>
                 <w:b w:val="0"/>
+                <w:i w:val="0"/>
                 <w:sz w:val="18"/>
               </w:rPr>
             </w:r>
@@ -2116,6 +2199,7 @@
               <w:rPr>
                 <w:rFonts w:ascii="Times New Roman" w:hAnsi="Times New Roman"/>
                 <w:b w:val="0"/>
+                <w:i w:val="0"/>
                 <w:sz w:val="18"/>
               </w:rPr>
               <w:t>12</w:t>
@@ -2144,6 +2228,7 @@
               <w:rPr>
                 <w:rFonts w:ascii="Times New Roman" w:hAnsi="Times New Roman"/>
                 <w:b w:val="0"/>
+                <w:i w:val="0"/>
                 <w:sz w:val="18"/>
               </w:rPr>
               <w:t>Cahier d’arrivée</w:t>
@@ -2165,6 +2250,7 @@
               <w:rPr>
                 <w:rFonts w:ascii="Times New Roman" w:hAnsi="Times New Roman"/>
                 <w:b w:val="0"/>
+                <w:i w:val="0"/>
                 <w:sz w:val="18"/>
               </w:rPr>
               <w:t>8 000</w:t>
@@ -2186,6 +2272,7 @@
               <w:rPr>
                 <w:rFonts w:ascii="Times New Roman" w:hAnsi="Times New Roman"/>
                 <w:b w:val="0"/>
+                <w:i w:val="0"/>
                 <w:sz w:val="18"/>
               </w:rPr>
               <w:t>1</w:t>
@@ -2207,6 +2294,7 @@
               <w:rPr>
                 <w:rFonts w:ascii="Times New Roman" w:hAnsi="Times New Roman"/>
                 <w:b w:val="0"/>
+                <w:i w:val="0"/>
                 <w:sz w:val="18"/>
               </w:rPr>
               <w:t>8 000</w:t>
@@ -2235,6 +2323,7 @@
               <w:rPr>
                 <w:rFonts w:ascii="Times New Roman" w:hAnsi="Times New Roman"/>
                 <w:b w:val="0"/>
+                <w:i w:val="0"/>
                 <w:sz w:val="18"/>
               </w:rPr>
             </w:r>
@@ -2257,6 +2346,7 @@
               <w:rPr>
                 <w:rFonts w:ascii="Times New Roman" w:hAnsi="Times New Roman"/>
                 <w:b w:val="0"/>
+                <w:i w:val="0"/>
                 <w:sz w:val="18"/>
               </w:rPr>
               <w:t>13</w:t>
@@ -2285,6 +2375,7 @@
               <w:rPr>
                 <w:rFonts w:ascii="Times New Roman" w:hAnsi="Times New Roman"/>
                 <w:b w:val="0"/>
+                <w:i w:val="0"/>
                 <w:sz w:val="18"/>
               </w:rPr>
               <w:t>Décamètre à 20 m</w:t>
@@ -2306,6 +2397,7 @@
               <w:rPr>
                 <w:rFonts w:ascii="Times New Roman" w:hAnsi="Times New Roman"/>
                 <w:b w:val="0"/>
+                <w:i w:val="0"/>
                 <w:sz w:val="18"/>
               </w:rPr>
               <w:t>18 000</w:t>
@@ -2327,6 +2419,7 @@
               <w:rPr>
                 <w:rFonts w:ascii="Times New Roman" w:hAnsi="Times New Roman"/>
                 <w:b w:val="0"/>
+                <w:i w:val="0"/>
                 <w:sz w:val="18"/>
               </w:rPr>
               <w:t>1</w:t>
@@ -2348,6 +2441,7 @@
               <w:rPr>
                 <w:rFonts w:ascii="Times New Roman" w:hAnsi="Times New Roman"/>
                 <w:b w:val="0"/>
+                <w:i w:val="0"/>
                 <w:sz w:val="18"/>
               </w:rPr>
               <w:t>18 000</w:t>
@@ -2376,6 +2470,7 @@
               <w:rPr>
                 <w:rFonts w:ascii="Times New Roman" w:hAnsi="Times New Roman"/>
                 <w:b w:val="0"/>
+                <w:i w:val="0"/>
                 <w:sz w:val="18"/>
               </w:rPr>
             </w:r>
@@ -2398,6 +2493,7 @@
               <w:rPr>
                 <w:rFonts w:ascii="Times New Roman" w:hAnsi="Times New Roman"/>
                 <w:b w:val="0"/>
+                <w:i w:val="0"/>
                 <w:sz w:val="18"/>
               </w:rPr>
               <w:t>14</w:t>
@@ -2426,6 +2522,7 @@
               <w:rPr>
                 <w:rFonts w:ascii="Times New Roman" w:hAnsi="Times New Roman"/>
                 <w:b w:val="0"/>
+                <w:i w:val="0"/>
                 <w:sz w:val="18"/>
               </w:rPr>
               <w:t>Masking Tape</w:t>
@@ -2447,6 +2544,7 @@
               <w:rPr>
                 <w:rFonts w:ascii="Times New Roman" w:hAnsi="Times New Roman"/>
                 <w:b w:val="0"/>
+                <w:i w:val="0"/>
                 <w:sz w:val="18"/>
               </w:rPr>
               <w:t>3 000</w:t>
@@ -2468,6 +2566,7 @@
               <w:rPr>
                 <w:rFonts w:ascii="Times New Roman" w:hAnsi="Times New Roman"/>
                 <w:b w:val="0"/>
+                <w:i w:val="0"/>
                 <w:sz w:val="18"/>
               </w:rPr>
               <w:t>6</w:t>
@@ -2489,6 +2588,7 @@
               <w:rPr>
                 <w:rFonts w:ascii="Times New Roman" w:hAnsi="Times New Roman"/>
                 <w:b w:val="0"/>
+                <w:i w:val="0"/>
                 <w:sz w:val="18"/>
               </w:rPr>
               <w:t>18 000</w:t>
@@ -2517,6 +2617,7 @@
               <w:rPr>
                 <w:rFonts w:ascii="Times New Roman" w:hAnsi="Times New Roman"/>
                 <w:b w:val="0"/>
+                <w:i w:val="0"/>
                 <w:sz w:val="18"/>
               </w:rPr>
               <w:t>(1/ens)</w:t>
@@ -2540,6 +2641,7 @@
               <w:rPr>
                 <w:rFonts w:ascii="Times New Roman" w:hAnsi="Times New Roman"/>
                 <w:b w:val="0"/>
+                <w:i w:val="0"/>
                 <w:sz w:val="18"/>
               </w:rPr>
               <w:t>15</w:t>
@@ -2568,6 +2670,7 @@
               <w:rPr>
                 <w:rFonts w:ascii="Times New Roman" w:hAnsi="Times New Roman"/>
                 <w:b w:val="0"/>
+                <w:i w:val="0"/>
                 <w:sz w:val="18"/>
               </w:rPr>
               <w:t>Nappe de table lamba/m</w:t>
@@ -2589,6 +2692,7 @@
               <w:rPr>
                 <w:rFonts w:ascii="Times New Roman" w:hAnsi="Times New Roman"/>
                 <w:b w:val="0"/>
+                <w:i w:val="0"/>
                 <w:sz w:val="18"/>
               </w:rPr>
               <w:t>9 000</w:t>
@@ -2610,6 +2714,7 @@
               <w:rPr>
                 <w:rFonts w:ascii="Times New Roman" w:hAnsi="Times New Roman"/>
                 <w:b w:val="0"/>
+                <w:i w:val="0"/>
                 <w:sz w:val="18"/>
               </w:rPr>
               <w:t>1</w:t>
@@ -2631,6 +2736,7 @@
               <w:rPr>
                 <w:rFonts w:ascii="Times New Roman" w:hAnsi="Times New Roman"/>
                 <w:b w:val="0"/>
+                <w:i w:val="0"/>
                 <w:sz w:val="18"/>
               </w:rPr>
               <w:t>9 000</w:t>
@@ -2659,6 +2765,7 @@
               <w:rPr>
                 <w:rFonts w:ascii="Times New Roman" w:hAnsi="Times New Roman"/>
                 <w:b w:val="0"/>
+                <w:i w:val="0"/>
                 <w:sz w:val="18"/>
               </w:rPr>
             </w:r>
@@ -2681,6 +2788,7 @@
               <w:rPr>
                 <w:rFonts w:ascii="Times New Roman" w:hAnsi="Times New Roman"/>
                 <w:b w:val="0"/>
+                <w:i w:val="0"/>
                 <w:sz w:val="18"/>
               </w:rPr>
               <w:t>16</w:t>
@@ -2709,6 +2817,7 @@
               <w:rPr>
                 <w:rFonts w:ascii="Times New Roman" w:hAnsi="Times New Roman"/>
                 <w:b w:val="0"/>
+                <w:i w:val="0"/>
                 <w:sz w:val="18"/>
               </w:rPr>
               <w:t>Papier Velin rame</w:t>
@@ -2730,6 +2839,7 @@
               <w:rPr>
                 <w:rFonts w:ascii="Times New Roman" w:hAnsi="Times New Roman"/>
                 <w:b w:val="0"/>
+                <w:i w:val="0"/>
                 <w:sz w:val="18"/>
               </w:rPr>
               <w:t>25 000</w:t>
@@ -2751,6 +2861,7 @@
               <w:rPr>
                 <w:rFonts w:ascii="Times New Roman" w:hAnsi="Times New Roman"/>
                 <w:b w:val="0"/>
+                <w:i w:val="0"/>
                 <w:sz w:val="18"/>
               </w:rPr>
               <w:t>1</w:t>
@@ -2772,6 +2883,7 @@
               <w:rPr>
                 <w:rFonts w:ascii="Times New Roman" w:hAnsi="Times New Roman"/>
                 <w:b w:val="0"/>
+                <w:i w:val="0"/>
                 <w:sz w:val="18"/>
               </w:rPr>
               <w:t>25 000</w:t>
@@ -2800,6 +2912,7 @@
               <w:rPr>
                 <w:rFonts w:ascii="Times New Roman" w:hAnsi="Times New Roman"/>
                 <w:b w:val="0"/>
+                <w:i w:val="0"/>
                 <w:sz w:val="18"/>
               </w:rPr>
             </w:r>
@@ -2822,6 +2935,7 @@
               <w:rPr>
                 <w:rFonts w:ascii="Times New Roman" w:hAnsi="Times New Roman"/>
                 <w:b w:val="0"/>
+                <w:i w:val="0"/>
                 <w:sz w:val="18"/>
               </w:rPr>
               <w:t>17</w:t>
@@ -2850,6 +2964,7 @@
               <w:rPr>
                 <w:rFonts w:ascii="Times New Roman" w:hAnsi="Times New Roman"/>
                 <w:b w:val="0"/>
+                <w:i w:val="0"/>
                 <w:sz w:val="18"/>
               </w:rPr>
               <w:t>Enveloppe PM blanc</w:t>
@@ -2871,6 +2986,7 @@
               <w:rPr>
                 <w:rFonts w:ascii="Times New Roman" w:hAnsi="Times New Roman"/>
                 <w:b w:val="0"/>
+                <w:i w:val="0"/>
                 <w:sz w:val="18"/>
               </w:rPr>
               <w:t>100</w:t>
@@ -2892,6 +3008,7 @@
               <w:rPr>
                 <w:rFonts w:ascii="Times New Roman" w:hAnsi="Times New Roman"/>
                 <w:b w:val="0"/>
+                <w:i w:val="0"/>
                 <w:sz w:val="18"/>
               </w:rPr>
               <w:t>12</w:t>
@@ -2913,6 +3030,7 @@
               <w:rPr>
                 <w:rFonts w:ascii="Times New Roman" w:hAnsi="Times New Roman"/>
                 <w:b w:val="0"/>
+                <w:i w:val="0"/>
                 <w:sz w:val="18"/>
               </w:rPr>
               <w:t>1 200</w:t>
@@ -2941,6 +3059,7 @@
               <w:rPr>
                 <w:rFonts w:ascii="Times New Roman" w:hAnsi="Times New Roman"/>
                 <w:b w:val="0"/>
+                <w:i w:val="0"/>
                 <w:sz w:val="18"/>
               </w:rPr>
               <w:t>(3/ens)</w:t>
